--- a/VINNICIUS_SANTOS_CV_ENGLISH.docx
+++ b/VINNICIUS_SANTOS_CV_ENGLISH.docx
@@ -66,7 +66,7 @@
         <w:rPr>
           <w:lang w:val="en-US"/>
         </w:rPr>
-        <w:t xml:space="preserve"> +55 (15) 98163-6193 </w:t>
+        <w:t xml:space="preserve"> +55 (15) 92002-2260 and +55 (15) 98163-6193 </w:t>
       </w:r>
       <w:r>
         <w:rPr>
@@ -237,7 +237,7 @@
         <w:rPr>
           <w:lang w:val="en-US"/>
         </w:rPr>
-        <w:t>Systems Analysis and Development student with a solid foundation in programming logic, systems architecture, and backend-focused development. Practical experience in creating solutions, CI/CD pipelines, and automations using C#, Python, Docker, and AWS EC2. Possess experience in dynamic environments, providing a strong understanding of business processes, B2B customer service, and structural problem-solving. Seeking an opportunity to apply full-stack and DevOps technical skills and contribute to the development cycle of scalable software.</w:t>
+        <w:t xml:space="preserve">Systems Analysis and Development student and IT Intern at Going2, where, alongside support work, I build an internal B2B platform. I develop multi-tenant SaaS with C#/.NET, Next.js, and PostgreSQL, with my own projects live in production, including PendurAi, which I co-founded. A previous background in manufacturing, sales, and logistics gave me a practical sense of business processes and of the people who use the system.</w:t>
       </w:r>
     </w:p>
     <w:p>
@@ -273,13 +273,13 @@
           <w:bCs/>
           <w:lang w:val="en-US"/>
         </w:rPr>
-        <w:t>Tools &amp; DevOps:</w:t>
-      </w:r>
-      <w:r>
-        <w:rPr>
-          <w:lang w:val="en-US"/>
-        </w:rPr>
-        <w:t xml:space="preserve"> Git, GitHub, GitHub Actions (CI/CD), Docker, AWS EC2, Nginx, PM2, CLI.</w:t>
+        <w:t xml:space="preserve">Programming Languages:</w:t>
+      </w:r>
+      <w:r>
+        <w:rPr>
+          <w:lang w:val="en-US"/>
+        </w:rPr>
+        <w:t xml:space="preserve"> C# (.NET), TypeScript, JavaScript, Python, SQL.</w:t>
       </w:r>
     </w:p>
     <w:p>
@@ -298,13 +298,13 @@
           <w:bCs/>
           <w:lang w:val="en-US"/>
         </w:rPr>
-        <w:t>Programming Languages:</w:t>
-      </w:r>
-      <w:r>
-        <w:rPr>
-          <w:lang w:val="en-US"/>
-        </w:rPr>
-        <w:t xml:space="preserve"> C# (.NET), Python, JavaScript, TypeScript, SQL.</w:t>
+        <w:t xml:space="preserve">Frameworks &amp; Web Development:</w:t>
+      </w:r>
+      <w:r>
+        <w:rPr>
+          <w:lang w:val="en-US"/>
+        </w:rPr>
+        <w:t xml:space="preserve"> ASP.NET Core (Razor Pages), Next.js (App Router), React, Node.js, Tailwind CSS.</w:t>
       </w:r>
     </w:p>
     <w:p>
@@ -323,13 +323,13 @@
           <w:bCs/>
           <w:lang w:val="en-US"/>
         </w:rPr>
-        <w:t>Frameworks &amp; Web Development:</w:t>
-      </w:r>
-      <w:r>
-        <w:rPr>
-          <w:lang w:val="en-US"/>
-        </w:rPr>
-        <w:t xml:space="preserve"> ASP.NET Core (Razor Pages), Next.js, React, Node.js, Flask, Django, Tailwind CSS.</w:t>
+        <w:t xml:space="preserve">Databases:</w:t>
+      </w:r>
+      <w:r>
+        <w:rPr>
+          <w:lang w:val="en-US"/>
+        </w:rPr>
+        <w:t xml:space="preserve"> PostgreSQL, Supabase (Auth, RLS), SQL Server, EF Core, Dapper, Drizzle.</w:t>
       </w:r>
     </w:p>
     <w:p>
@@ -348,13 +348,13 @@
           <w:bCs/>
           <w:lang w:val="en-US"/>
         </w:rPr>
-        <w:t>Databases &amp; Cloud:</w:t>
-      </w:r>
-      <w:r>
-        <w:rPr>
-          <w:lang w:val="en-US"/>
-        </w:rPr>
-        <w:t xml:space="preserve"> PostgreSQL, SQL Server, Supabase, Entity Framework Core, Dapper.</w:t>
+        <w:t xml:space="preserve">Infrastructure &amp; DevOps:</w:t>
+      </w:r>
+      <w:r>
+        <w:rPr>
+          <w:lang w:val="en-US"/>
+        </w:rPr>
+        <w:t xml:space="preserve"> Docker, AWS EC2, Nginx, GitHub Actions (CI/CD), Google Workspace, GCP, Git, GitHub, CLI.</w:t>
       </w:r>
     </w:p>
     <w:p>
@@ -373,47 +373,68 @@
           <w:bCs/>
           <w:lang w:val="en-US"/>
         </w:rPr>
-        <w:t>AI &amp; Prompt Engineering:</w:t>
-      </w:r>
-      <w:r>
-        <w:rPr>
-          <w:lang w:val="en-US"/>
-        </w:rPr>
-        <w:t xml:space="preserve"> Deep Learning Interfaces (ChatGPT, Claude AI, Gemini), terminal-based code automation.</w:t>
-      </w:r>
-      <w:r>
-        <w:rPr>
-          <w:lang w:val="en-US"/>
-        </w:rPr>
-        <w:br/>
-      </w:r>
-      <w:r>
-        <w:rPr>
-          <w:lang w:val="en-US"/>
-        </w:rPr>
-        <w:br/>
-      </w:r>
-      <w:r>
-        <w:rPr>
-          <w:lang w:val="en-US"/>
-        </w:rPr>
-        <w:br/>
-      </w:r>
-      <w:r>
-        <w:rPr>
-          <w:lang w:val="en-US"/>
-        </w:rPr>
-        <w:br/>
-      </w:r>
-      <w:r>
-        <w:rPr>
-          <w:lang w:val="en-US"/>
-        </w:rPr>
-        <w:br/>
-      </w:r>
-    </w:p>
-    <w:p>
-      <w:pPr>
+        <w:t xml:space="preserve">Architecture, Security &amp; Quality:</w:t>
+      </w:r>
+      <w:r>
+        <w:rPr>
+          <w:lang w:val="en-US"/>
+        </w:rPr>
+        <w:t xml:space="preserve"> Multi-tenancy, RBAC, Authentication, 2FA (TOTP), xUnit, Vitest.</w:t>
+      </w:r>
+    </w:p>
+    <w:p>
+      <w:pPr>
+        <w:numPr>
+          <w:ilvl w:val="0"/>
+          <w:numId w:val="6"/>
+        </w:numPr>
+        <w:rPr>
+          <w:lang w:val="en-US"/>
+        </w:rPr>
+      </w:pPr>
+      <w:r>
+        <w:rPr>
+          <w:b/>
+          <w:bCs/>
+          <w:lang w:val="en-US"/>
+        </w:rPr>
+        <w:t xml:space="preserve">Interfaces:</w:t>
+      </w:r>
+      <w:r>
+        <w:rPr>
+          <w:lang w:val="en-US"/>
+        </w:rPr>
+        <w:t xml:space="preserve"> UX/UI, Responsive Interfaces.</w:t>
+      </w:r>
+    </w:p>
+    <w:p>
+      <w:pPr>
+        <w:numPr>
+          <w:ilvl w:val="0"/>
+          <w:numId w:val="6"/>
+        </w:numPr>
+        <w:rPr>
+          <w:lang w:val="en-US"/>
+        </w:rPr>
+      </w:pPr>
+      <w:r>
+        <w:rPr>
+          <w:b/>
+          <w:bCs/>
+          <w:lang w:val="en-US"/>
+        </w:rPr>
+        <w:t xml:space="preserve">AI &amp; Prompt Engineering:</w:t>
+      </w:r>
+      <w:r>
+        <w:rPr>
+          <w:lang w:val="en-US"/>
+        </w:rPr>
+        <w:t xml:space="preserve"> Claude Code, Codex, Gemini, ChatGPT.</w:t>
+      </w:r>
+    </w:p>
+    <w:p>
+      <w:pPr>
+        <w:pageBreakBefore/>
         <w:rPr>
           <w:sz w:val="28"/>
           <w:szCs w:val="28"/>
@@ -444,7 +465,7 @@
           <w:bCs/>
           <w:lang w:val="en-US"/>
         </w:rPr>
-        <w:t>Going2 Tech</w:t>
+        <w:t xml:space="preserve">Going2</w:t>
       </w:r>
       <w:r>
         <w:rPr>
@@ -458,7 +479,7 @@
           <w:iCs/>
           <w:lang w:val="en-US"/>
         </w:rPr>
-        <w:t>IT Intern (Helpdesk &amp; DevOps) | Jul 2026 – Present</w:t>
+        <w:t xml:space="preserve">IT Intern — Support, Governance &amp; Development | Aug 2026 – Present</w:t>
       </w:r>
     </w:p>
     <w:p>
@@ -475,7 +496,7 @@
         <w:rPr>
           <w:lang w:val="en-US"/>
         </w:rPr>
-        <w:t>Development and maintenance of an IT Governance Portal using Next.js, Supabase, and PM2/Nginx on AWS EC2 to manage access requests and system catalog auditing.</w:t>
+        <w:t xml:space="preserve">Developing the B2B platform the company uses to deliver automation and AI to its clients: I took over a project already under way and delivered the client view, the automation hub, the training module, the FAQ with an assistant, and the management and audit panels, and reworked the interface.</w:t>
       </w:r>
     </w:p>
     <w:p>
@@ -492,7 +513,7 @@
         <w:rPr>
           <w:lang w:val="en-US"/>
         </w:rPr>
-        <w:t>Configuration and deployment of applications using DevOps practices, ensuring system stability and performance.</w:t>
+        <w:t xml:space="preserve">Platform stack: a Next.js 16, React 19, and TypeScript monorepo on PostgreSQL with per-organization Row Level Security, Drizzle ORM, a job queue inside Postgres itself, and CI on GitHub Actions; I also handled its Docker/Dokploy deployment.</w:t>
       </w:r>
     </w:p>
     <w:p>
@@ -509,7 +530,58 @@
         <w:rPr>
           <w:lang w:val="en-US"/>
         </w:rPr>
-        <w:t>Collaboration with cross-functional technical teams on project reviews, technical tasks, and system architecture.</w:t>
+        <w:t xml:space="preserve">Gathering requirements directly with my manager and the solutions engineers, and demoing to the engineering team, with short adjustment cycles driven by their feedback (usability, permissions, and integrations).</w:t>
+      </w:r>
+    </w:p>
+    <w:p>
+      <w:pPr>
+        <w:numPr>
+          <w:ilvl w:val="0"/>
+          <w:numId w:val="7"/>
+        </w:numPr>
+        <w:rPr>
+          <w:lang w:val="en-US"/>
+        </w:rPr>
+      </w:pPr>
+      <w:r>
+        <w:rPr>
+          <w:lang w:val="en-US"/>
+        </w:rPr>
+        <w:t xml:space="preserve">End-to-end development of the IT Governance Portal (Next.js 14, TypeScript, and PostgreSQL): RBAC with four roles, access requests and approvals, hardware inventory with monthly check-ins, telephony, a knowledge base, and a trigger-based audit trail. I also recorded the video training for its users.</w:t>
+      </w:r>
+    </w:p>
+    <w:p>
+      <w:pPr>
+        <w:numPr>
+          <w:ilvl w:val="0"/>
+          <w:numId w:val="7"/>
+        </w:numPr>
+        <w:rPr>
+          <w:lang w:val="en-US"/>
+        </w:rPr>
+      </w:pPr>
+      <w:r>
+        <w:rPr>
+          <w:lang w:val="en-US"/>
+        </w:rPr>
+        <w:t xml:space="preserve">IT administration: Google Workspace accounts and access (onboarding and offboarding with backups), company devices, the password vault, and environment upkeep with Docker, Nginx, and PM2 on AWS EC2.</w:t>
+      </w:r>
+    </w:p>
+    <w:p>
+      <w:pPr>
+        <w:numPr>
+          <w:ilvl w:val="0"/>
+          <w:numId w:val="7"/>
+        </w:numPr>
+        <w:rPr>
+          <w:lang w:val="en-US"/>
+        </w:rPr>
+      </w:pPr>
+      <w:r>
+        <w:rPr>
+          <w:lang w:val="en-US"/>
+        </w:rPr>
+        <w:t xml:space="preserve">Customer service for a nationwide promotional campaign: supporting participants by email and WhatsApp, validating receipts, and registering winners, following the workflow with the legal team and data-protection (LGPD) requirements.</w:t>
       </w:r>
     </w:p>
     <w:p>
@@ -583,22 +655,30 @@
       </w:r>
     </w:p>
     <w:p>
+      <w:pPr>
+        <w:keepNext/>
+      </w:pPr>
       <w:r>
         <w:rPr>
           <w:b/>
           <w:bCs/>
-        </w:rPr>
-        <w:t>MDA Do Brasil Indústria e Comércio</w:t>
-      </w:r>
-      <w:r>
+          <w:lang w:val="en-US"/>
+        </w:rPr>
+        <w:t xml:space="preserve">MDA Do Brasil Indústria e Comércio</w:t>
+      </w:r>
+      <w:r>
+        <w:rPr>
+          <w:lang w:val="en-US"/>
+        </w:rPr>
         <w:t xml:space="preserve"> </w:t>
       </w:r>
       <w:r>
         <w:rPr>
           <w:i/>
           <w:iCs/>
-        </w:rPr>
-        <w:t>Production Line Feeder | Jan 2024 – Mar 2024</w:t>
+          <w:lang w:val="en-US"/>
+        </w:rPr>
+        <w:t xml:space="preserve">Production Line Operator | Jan 2024 – Mar 2024</w:t>
       </w:r>
     </w:p>
     <w:p>
@@ -634,84 +714,6 @@
         </w:rPr>
         <w:t>Constant monitoring of refrigerant fluid systems and preventive/corrective maintenance of operating industrial machinery.</w:t>
       </w:r>
-      <w:r>
-        <w:rPr>
-          <w:lang w:val="en-US"/>
-        </w:rPr>
-        <w:br/>
-      </w:r>
-      <w:r>
-        <w:rPr>
-          <w:lang w:val="en-US"/>
-        </w:rPr>
-        <w:br/>
-      </w:r>
-      <w:r>
-        <w:rPr>
-          <w:lang w:val="en-US"/>
-        </w:rPr>
-        <w:br/>
-      </w:r>
-      <w:r>
-        <w:rPr>
-          <w:lang w:val="en-US"/>
-        </w:rPr>
-        <w:br/>
-      </w:r>
-      <w:r>
-        <w:rPr>
-          <w:lang w:val="en-US"/>
-        </w:rPr>
-        <w:br/>
-      </w:r>
-      <w:r>
-        <w:rPr>
-          <w:lang w:val="en-US"/>
-        </w:rPr>
-        <w:br/>
-      </w:r>
-      <w:r>
-        <w:rPr>
-          <w:lang w:val="en-US"/>
-        </w:rPr>
-        <w:br/>
-      </w:r>
-      <w:r>
-        <w:rPr>
-          <w:lang w:val="en-US"/>
-        </w:rPr>
-        <w:br/>
-      </w:r>
-      <w:r>
-        <w:rPr>
-          <w:lang w:val="en-US"/>
-        </w:rPr>
-        <w:br/>
-      </w:r>
-      <w:r>
-        <w:rPr>
-          <w:lang w:val="en-US"/>
-        </w:rPr>
-        <w:br/>
-      </w:r>
-      <w:r>
-        <w:rPr>
-          <w:lang w:val="en-US"/>
-        </w:rPr>
-        <w:br/>
-      </w:r>
-      <w:r>
-        <w:rPr>
-          <w:lang w:val="en-US"/>
-        </w:rPr>
-        <w:br/>
-      </w:r>
-      <w:r>
-        <w:rPr>
-          <w:lang w:val="en-US"/>
-        </w:rPr>
-        <w:br/>
-      </w:r>
     </w:p>
     <w:p>
       <w:pPr>
@@ -744,16 +746,13 @@
           <w:bCs/>
           <w:lang w:val="en-US"/>
         </w:rPr>
-        <w:t>PendurAi (POS &amp; ERP SaaS):</w:t>
-      </w:r>
-      <w:r>
-        <w:rPr>
-          <w:lang w:val="en-US"/>
-        </w:rPr>
-        <w:t xml:space="preserve"> Developed a multi-tenant management platform for small markets using C# ASP.NET Core Razor Pages, Supabase PostgreSQL, Dapper, and Asaas recurring payment integration. </w:t>
-      </w:r>
-      <w:r>
-        <w:t>Managed production deployment hosted on AWS EC2.</w:t>
+        <w:t xml:space="preserve">PendurAi (POS &amp; ERP SaaS) · Co-Founder:</w:t>
+      </w:r>
+      <w:r>
+        <w:rPr>
+          <w:lang w:val="en-US"/>
+        </w:rPr>
+        <w:t xml:space="preserve"> Co-founded and developed a multi-tenant POS and ERP platform for wine shops and small markets using C# ASP.NET Core Razor Pages, Supabase PostgreSQL, Dapper, and Asaas recurring payment integration. Running in production (beta) on AWS EC2.</w:t>
       </w:r>
     </w:p>
     <w:p>
@@ -805,11 +804,30 @@
         </w:rPr>
         <w:t xml:space="preserve"> Created a multi-tenant scheduling platform for aesthetic salons utilizing ASP.NET Core, Supabase, TOTP 2FA, xUnit tests, and Docker containerization.</w:t>
       </w:r>
-      <w:r>
-        <w:rPr>
-          <w:lang w:val="en-US"/>
-        </w:rPr>
-        <w:br/>
+    </w:p>
+    <w:p>
+      <w:pPr>
+        <w:numPr>
+          <w:ilvl w:val="0"/>
+          <w:numId w:val="10"/>
+        </w:numPr>
+        <w:rPr>
+          <w:lang w:val="en-US"/>
+        </w:rPr>
+      </w:pPr>
+      <w:r>
+        <w:rPr>
+          <w:b/>
+          <w:bCs/>
+          <w:lang w:val="en-US"/>
+        </w:rPr>
+        <w:t xml:space="preserve">Life OS (Personal Management Dashboard):</w:t>
+      </w:r>
+      <w:r>
+        <w:rPr>
+          <w:lang w:val="en-US"/>
+        </w:rPr>
+        <w:t xml:space="preserve"> Full-stack routine and productivity application in daily use at lifeos.vinnisantos.com.br, built with Next.js 16 (App Router), Supabase (Postgres, Auth, and RLS), Drizzle ORM, and Tailwind CSS v4, running on Docker on AWS EC2.</w:t>
       </w:r>
     </w:p>
     <w:p>
@@ -857,7 +875,7 @@
           <w:bCs/>
           <w:lang w:val="en-US"/>
         </w:rPr>
-        <w:t>Universidade Paulista (UNIP)</w:t>
+        <w:t xml:space="preserve">Universidade Paulista (UNIP)</w:t>
       </w:r>
       <w:r>
         <w:rPr>
@@ -871,55 +889,7 @@
           <w:iCs/>
           <w:lang w:val="en-US"/>
         </w:rPr>
-        <w:t xml:space="preserve">Associate Degree in Systems Analysis and Development | Expected Graduation: Feb 2027 (Currently in </w:t>
-      </w:r>
-      <w:r>
-        <w:rPr>
-          <w:i/>
-          <w:iCs/>
-          <w:lang w:val="en-US"/>
-        </w:rPr>
-        <w:t>4</w:t>
-      </w:r>
-      <w:r>
-        <w:rPr>
-          <w:i/>
-          <w:iCs/>
-          <w:lang w:val="en-US"/>
-        </w:rPr>
-        <w:t xml:space="preserve">rd </w:t>
-      </w:r>
-      <w:r>
-        <w:rPr>
-          <w:i/>
-          <w:iCs/>
-          <w:lang w:val="en-US"/>
-        </w:rPr>
-        <w:t xml:space="preserve">Last </w:t>
-      </w:r>
-      <w:r>
-        <w:rPr>
-          <w:i/>
-          <w:iCs/>
-          <w:lang w:val="en-US"/>
-        </w:rPr>
-        <w:t>Semester – Evening Classes</w:t>
-      </w:r>
-      <w:r>
-        <w:rPr>
-          <w:i/>
-          <w:iCs/>
-          <w:lang w:val="en-US"/>
-        </w:rPr>
-        <w:t xml:space="preserve"> 7PM at 10PM</w:t>
-      </w:r>
-      <w:r>
-        <w:rPr>
-          <w:i/>
-          <w:iCs/>
-          <w:lang w:val="en-US"/>
-        </w:rPr>
-        <w:t>)</w:t>
+        <w:t xml:space="preserve">Associate Degree in Systems Analysis and Development | Expected Graduation: mid-2027 (Evening Program)</w:t>
       </w:r>
     </w:p>
     <w:p>
@@ -977,7 +947,7 @@
         <w:rPr>
           <w:lang w:val="en-US"/>
         </w:rPr>
-        <w:t>Introduction to Databases with SQL (CS50SQL) – Harvard University / EdX (In Progress)</w:t>
+        <w:t>Introduction to Databases with SQL (CS50SQL) – Harvard University / EdX (2026)</w:t>
       </w:r>
     </w:p>
     <w:p>
@@ -1016,7 +986,75 @@
         <w:rPr>
           <w:lang w:val="en-US"/>
         </w:rPr>
-        <w:t>Object-Oriented Programming (OOP) with C# – Udemy (In Progress)</w:t>
+        <w:t>Complete C#: Object-Oriented Programming + Projects (38h) – Udemy · Nelio Alves (2026)</w:t>
+      </w:r>
+    </w:p>
+    <w:p>
+      <w:pPr>
+        <w:numPr>
+          <w:ilvl w:val="0"/>
+          <w:numId w:val="11"/>
+        </w:numPr>
+        <w:rPr>
+          <w:lang w:val="en-US"/>
+        </w:rPr>
+      </w:pPr>
+      <w:r>
+        <w:rPr>
+          <w:lang w:val="en-US"/>
+        </w:rPr>
+        <w:t>Software Engineering (100h) – FIAP (2026)</w:t>
+      </w:r>
+    </w:p>
+    <w:p>
+      <w:pPr>
+        <w:numPr>
+          <w:ilvl w:val="0"/>
+          <w:numId w:val="11"/>
+        </w:numPr>
+        <w:rPr>
+          <w:lang w:val="en-US"/>
+        </w:rPr>
+      </w:pPr>
+      <w:r>
+        <w:rPr>
+          <w:lang w:val="en-US"/>
+        </w:rPr>
+        <w:t>Training talk series: Strategic Sourcing, Leadership, People Development, and Business Ideas – JUNIP, UNIP Junior Consulting, Sorocaba (2026)</w:t>
+      </w:r>
+    </w:p>
+    <w:p>
+      <w:pPr>
+        <w:numPr>
+          <w:ilvl w:val="0"/>
+          <w:numId w:val="11"/>
+        </w:numPr>
+        <w:rPr>
+          <w:lang w:val="en-US"/>
+        </w:rPr>
+      </w:pPr>
+      <w:r>
+        <w:rPr>
+          <w:lang w:val="en-US"/>
+        </w:rPr>
+        <w:t>UNIP Technology Week – UNIP / Even3 (2025)</w:t>
+      </w:r>
+    </w:p>
+    <w:p>
+      <w:pPr>
+        <w:numPr>
+          <w:ilvl w:val="0"/>
+          <w:numId w:val="11"/>
+        </w:numPr>
+        <w:rPr>
+          <w:lang w:val="en-US"/>
+        </w:rPr>
+      </w:pPr>
+      <w:r>
+        <w:rPr>
+          <w:lang w:val="en-US"/>
+        </w:rPr>
+        <w:t>Santander Fala Mundo 2026, 3rd Edition (place awarded) – Santander Open Academy (2026)</w:t>
       </w:r>
     </w:p>
     <w:p>
@@ -1049,16 +1087,13 @@
           <w:bCs/>
           <w:lang w:val="en-US"/>
         </w:rPr>
-        <w:t>English:</w:t>
-      </w:r>
-      <w:r>
-        <w:rPr>
-          <w:lang w:val="en-US"/>
-        </w:rPr>
-        <w:t xml:space="preserve"> Intermediate. Excellent technical reading comprehension, API documentation, code, and technology terms. </w:t>
-      </w:r>
-      <w:r>
-        <w:t>Good communication and writing skills.</w:t>
+        <w:t xml:space="preserve">English:</w:t>
+      </w:r>
+      <w:r>
+        <w:rPr>
+          <w:lang w:val="en-US"/>
+        </w:rPr>
+        <w:t xml:space="preserve"> Intermediate. Confident technical reading of documentation, code, and APIs, with functional writing. Spoken English still developing.</w:t>
       </w:r>
     </w:p>
     <w:p>
